--- a/06-学生侧材料/讲义/_数学工具/第4讲：面积与积分（Word清稿）.docx
+++ b/06-学生侧材料/讲义/_数学工具/第4讲：面积与积分（Word清稿）.docx
@@ -2,7 +2,7 @@
 <file path=word/document.xml><?xml version="1.0" encoding="utf-8"?>
 <w:document xmlns:w="http://schemas.openxmlformats.org/wordprocessingml/2006/main" xmlns:m="http://schemas.openxmlformats.org/officeDocument/2006/math" xmlns:r="http://schemas.openxmlformats.org/officeDocument/2006/relationships" xmlns:o="urn:schemas-microsoft-com:office:office" xmlns:v="urn:schemas-microsoft-com:vml" xmlns:w10="urn:schemas-microsoft-com:office:word" xmlns:a="http://schemas.openxmlformats.org/drawingml/2006/main" xmlns:pic="http://schemas.openxmlformats.org/drawingml/2006/picture" xmlns:wp="http://schemas.openxmlformats.org/drawingml/2006/wordprocessingDrawing">
   <w:body>
-    <w:bookmarkStart w:id="44" w:name="第4讲面积与积分把-dadt-解出来"/>
+    <w:bookmarkStart w:id="45" w:name="第4讲面积与积分把-dadt-解出来"/>
     <w:p>
       <w:pPr>
         <w:pStyle w:val="Heading1"/>
@@ -19121,7 +19121,542 @@
     </w:p>
     <w:bookmarkEnd w:id="34"/>
     <w:bookmarkEnd w:id="35"/>
-    <w:bookmarkStart w:id="36" w:name="八核心公式速查"/>
+    <w:bookmarkStart w:id="36" w:name="本讲小结"/>
+    <w:p>
+      <w:pPr>
+        <w:pStyle w:val="Heading2"/>
+        <w:spacing w:before="280" w:after="120"/>
+      </w:pPr>
+      <w:r>
+        <w:rPr>
+          <w:rFonts w:hint="eastAsia" w:ascii="Times New Roman" w:hAnsi="Times New Roman" w:eastAsia="SimHei" w:cs="Times New Roman"/>
+        </w:rPr>
+        <w:t xml:space="preserve">本讲小结</w:t>
+      </w:r>
+    </w:p>
+    <w:p>
+      <w:pPr>
+        <w:pStyle w:val="FirstParagraph"/>
+      </w:pPr>
+      <w:r>
+        <w:rPr>
+          <w:rFonts w:hint="eastAsia" w:ascii="Times New Roman" w:hAnsi="Times New Roman" w:eastAsia="FangSong" w:cs="Times New Roman"/>
+        </w:rPr>
+        <w:t>本讲主线</w:t>
+      </w:r>
+      <w:r>
+        <w:rPr>
+          <w:rFonts w:hint="eastAsia" w:ascii="Times New Roman" w:hAnsi="Times New Roman" w:eastAsia="Times New Roman" w:cs="Times New Roman"/>
+        </w:rPr>
+        <w:t>：</w:t>
+      </w:r>
+      <w:r>
+        <w:rPr>
+          <w:rFonts w:hint="eastAsia" w:ascii="Times New Roman" w:hAnsi="Times New Roman" w:eastAsia="FangSong" w:cs="Times New Roman"/>
+          <w:b/>
+          <w:bCs/>
+        </w:rPr>
+        <w:t>积分是导数的反问题</w:t>
+      </w:r>
+      <w:r>
+        <w:rPr>
+          <w:rFonts w:hint="eastAsia" w:ascii="Times New Roman" w:hAnsi="Times New Roman" w:eastAsia="Times New Roman" w:cs="Times New Roman"/>
+          <w:b/>
+          <w:bCs/>
+        </w:rPr>
+        <w:t>；</w:t>
+      </w:r>
+      <w:r>
+        <w:rPr>
+          <w:rFonts w:hint="eastAsia" w:ascii="Times New Roman" w:hAnsi="Times New Roman" w:eastAsia="FangSong" w:cs="Times New Roman"/>
+          <w:b/>
+          <w:bCs/>
+        </w:rPr>
+        <w:t>分离变量三步法把速率方程变成浓度</w:t>
+      </w:r>
+      <w:r>
+        <w:rPr>
+          <w:rFonts w:hint="eastAsia" w:ascii="Times New Roman" w:hAnsi="Times New Roman" w:eastAsia="Times New Roman" w:cs="Times New Roman"/>
+          <w:b/>
+          <w:bCs/>
+        </w:rPr>
+        <w:t>-</w:t>
+      </w:r>
+      <w:r>
+        <w:rPr>
+          <w:rFonts w:hint="eastAsia" w:ascii="Times New Roman" w:hAnsi="Times New Roman" w:eastAsia="FangSong" w:cs="Times New Roman"/>
+          <w:b/>
+          <w:bCs/>
+        </w:rPr>
+        <w:t>时间公式</w:t>
+      </w:r>
+      <w:r>
+        <w:rPr>
+          <w:rFonts w:ascii="Times New Roman" w:hAnsi="Times New Roman" w:eastAsia="Times New Roman" w:cs="Times New Roman"/>
+        </w:rPr>
+        <w:t xml:space="preserve">。</w:t>
+      </w:r>
+    </w:p>
+    <w:p>
+      <w:pPr>
+        <w:pStyle w:val="Compact"/>
+        <w:numPr>
+          <w:ilvl w:val="0"/>
+          <w:numId w:val="1005"/>
+        </w:numPr>
+      </w:pPr>
+      <w:r>
+        <w:rPr>
+          <w:rFonts w:hint="eastAsia" w:ascii="Times New Roman" w:hAnsi="Times New Roman" w:eastAsia="FangSong" w:cs="Times New Roman"/>
+          <w:b/>
+          <w:bCs/>
+        </w:rPr>
+        <w:t>不定积分求原函数</w:t>
+      </w:r>
+      <w:r>
+        <w:rPr>
+          <w:rFonts w:hint="eastAsia" w:ascii="Times New Roman" w:hAnsi="Times New Roman" w:eastAsia="Times New Roman" w:cs="Times New Roman"/>
+          <w:b/>
+          <w:bCs/>
+        </w:rPr>
+        <w:t>，</w:t>
+      </w:r>
+      <w:r>
+        <w:rPr>
+          <w:rFonts w:hint="eastAsia" w:ascii="Times New Roman" w:hAnsi="Times New Roman" w:eastAsia="FangSong" w:cs="Times New Roman"/>
+          <w:b/>
+          <w:bCs/>
+        </w:rPr>
+        <w:t>定积分算曲线下面积</w:t>
+      </w:r>
+      <w:r>
+        <w:rPr>
+          <w:rFonts w:hint="eastAsia" w:ascii="Times New Roman" w:hAnsi="Times New Roman" w:eastAsia="Times New Roman" w:cs="Times New Roman"/>
+        </w:rPr>
+        <w:t xml:space="preserve">；8</w:t>
+      </w:r>
+      <w:r>
+        <w:rPr>
+          <w:rFonts w:ascii="Times New Roman" w:hAnsi="Times New Roman" w:eastAsia="Times New Roman" w:cs="Times New Roman"/>
+        </w:rPr>
+        <w:t xml:space="preserve"> </w:t>
+      </w:r>
+      <w:r>
+        <w:rPr>
+          <w:rFonts w:hint="eastAsia" w:ascii="Times New Roman" w:hAnsi="Times New Roman" w:eastAsia="FangSong" w:cs="Times New Roman"/>
+        </w:rPr>
+        <w:t>条积分表覆盖化学全部需求</w:t>
+      </w:r>
+      <w:r>
+        <w:rPr>
+          <w:rFonts w:hint="eastAsia" w:ascii="Times New Roman" w:hAnsi="Times New Roman" w:eastAsia="Times New Roman" w:cs="Times New Roman"/>
+        </w:rPr>
+        <w:t>（</w:t>
+      </w:r>
+      <w:r>
+        <w:rPr>
+          <w:rFonts w:hint="eastAsia" w:ascii="Times New Roman" w:hAnsi="Times New Roman" w:eastAsia="FangSong" w:cs="Times New Roman"/>
+        </w:rPr>
+        <w:t>幂函数</w:t>
+      </w:r>
+      <w:r>
+        <w:rPr>
+          <w:rFonts w:hint="eastAsia" w:ascii="Times New Roman" w:hAnsi="Times New Roman" w:eastAsia="Times New Roman" w:cs="Times New Roman"/>
+        </w:rPr>
+        <w:t>、1/x、e^x</w:t>
+      </w:r>
+      <w:r>
+        <w:rPr>
+          <w:rFonts w:ascii="Times New Roman" w:hAnsi="Times New Roman" w:eastAsia="Times New Roman" w:cs="Times New Roman"/>
+        </w:rPr>
+        <w:t xml:space="preserve"> </w:t>
+      </w:r>
+      <w:r>
+        <w:rPr>
+          <w:rFonts w:hint="eastAsia" w:ascii="Times New Roman" w:hAnsi="Times New Roman" w:eastAsia="FangSong" w:cs="Times New Roman"/>
+        </w:rPr>
+        <w:t>三族</w:t>
+      </w:r>
+      <w:r>
+        <w:rPr>
+          <w:rFonts w:hint="eastAsia" w:ascii="Times New Roman" w:hAnsi="Times New Roman" w:eastAsia="Times New Roman" w:cs="Times New Roman"/>
+        </w:rPr>
+        <w:t>）。</w:t>
+      </w:r>
+    </w:p>
+    <w:p>
+      <w:pPr>
+        <w:pStyle w:val="Compact"/>
+        <w:numPr>
+          <w:ilvl w:val="0"/>
+          <w:numId w:val="1005"/>
+        </w:numPr>
+      </w:pPr>
+      <w:r>
+        <w:rPr>
+          <w:rFonts w:hint="eastAsia" w:ascii="Times New Roman" w:hAnsi="Times New Roman" w:eastAsia="FangSong" w:cs="Times New Roman"/>
+          <w:b/>
+          <w:bCs/>
+        </w:rPr>
+        <w:t xml:space="preserve">分离变量三步法</w:t>
+      </w:r>
+      <w:r>
+        <w:rPr>
+          <w:rFonts w:hint="eastAsia" w:ascii="Times New Roman" w:hAnsi="Times New Roman" w:eastAsia="Times New Roman" w:cs="Times New Roman"/>
+        </w:rPr>
+        <w:t>：</w:t>
+      </w:r>
+      <w:r>
+        <w:rPr>
+          <w:rFonts w:hint="eastAsia" w:ascii="Times New Roman" w:hAnsi="Times New Roman" w:eastAsia="FangSong" w:cs="Times New Roman"/>
+        </w:rPr>
+        <w:t>移项</w:t>
+      </w:r>
+      <w:r>
+        <w:rPr>
+          <w:rFonts w:ascii="Times New Roman" w:hAnsi="Times New Roman" w:eastAsia="Times New Roman" w:cs="Times New Roman"/>
+        </w:rPr>
+        <w:t xml:space="preserve"> → </w:t>
+      </w:r>
+      <w:r>
+        <w:rPr>
+          <w:rFonts w:hint="eastAsia" w:ascii="Times New Roman" w:hAnsi="Times New Roman" w:eastAsia="FangSong" w:cs="Times New Roman"/>
+        </w:rPr>
+        <w:t xml:space="preserve">两边积分</w:t>
+      </w:r>
+      <w:r>
+        <w:rPr>
+          <w:rFonts w:ascii="Times New Roman" w:hAnsi="Times New Roman" w:eastAsia="Times New Roman" w:cs="Times New Roman"/>
+        </w:rPr>
+        <w:t xml:space="preserve"> → </w:t>
+      </w:r>
+      <w:r>
+        <w:rPr>
+          <w:rFonts w:hint="eastAsia" w:ascii="Times New Roman" w:hAnsi="Times New Roman" w:eastAsia="FangSong" w:cs="Times New Roman"/>
+        </w:rPr>
+        <w:t>初始条件定常数</w:t>
+      </w:r>
+      <w:r>
+        <w:rPr>
+          <w:rFonts w:hint="eastAsia" w:ascii="Times New Roman" w:hAnsi="Times New Roman" w:eastAsia="Times New Roman" w:cs="Times New Roman"/>
+        </w:rPr>
+        <w:t>。</w:t>
+      </w:r>
+      <w:r>
+        <w:rPr>
+          <w:rFonts w:hint="eastAsia" w:ascii="Times New Roman" w:hAnsi="Times New Roman" w:eastAsia="FangSong" w:cs="Times New Roman"/>
+        </w:rPr>
+        <w:t>一级反应</w:t>
+      </w:r>
+      <w:r>
+        <w:rPr>
+          <w:rFonts w:ascii="Times New Roman" w:hAnsi="Times New Roman" w:eastAsia="Times New Roman" w:cs="Times New Roman"/>
+        </w:rPr>
+        <w:t xml:space="preserve"> </w:t>
+      </w:r>
+      <w:r>
+        <w:rPr>
+          <w:rStyle w:val="VerbatimChar"/>
+          <w:rFonts w:ascii="Times New Roman" w:hAnsi="Times New Roman" w:eastAsia="Times New Roman" w:cs="Times New Roman"/>
+        </w:rPr>
+        <w:t>ln[A] = ln[A]</w:t>
+      </w:r>
+      <w:r>
+        <w:rPr>
+          <w:rStyle w:val="VerbatimChar"/>
+          <w:rFonts w:ascii="Times New Roman" w:hAnsi="Times New Roman" w:eastAsia="Times New Roman" w:cs="Times New Roman"/>
+          <w:vertAlign w:val="subscript"/>
+        </w:rPr>
+        <w:t>0</w:t>
+      </w:r>
+      <w:r>
+        <w:rPr>
+          <w:rStyle w:val="VerbatimChar"/>
+          <w:rFonts w:ascii="Times New Roman" w:hAnsi="Times New Roman" w:eastAsia="Times New Roman" w:cs="Times New Roman"/>
+        </w:rPr>
+        <w:t xml:space="preserve"> − kt</w:t>
+      </w:r>
+      <w:r>
+        <w:rPr>
+          <w:rFonts w:ascii="Times New Roman" w:hAnsi="Times New Roman" w:eastAsia="Times New Roman" w:cs="Times New Roman"/>
+        </w:rPr>
+        <w:t xml:space="preserve"> </w:t>
+      </w:r>
+      <w:r>
+        <w:rPr>
+          <w:rFonts w:hint="eastAsia" w:ascii="Times New Roman" w:hAnsi="Times New Roman" w:eastAsia="FangSong" w:cs="Times New Roman"/>
+        </w:rPr>
+        <w:t>是完整范本</w:t>
+      </w:r>
+      <w:r>
+        <w:rPr>
+          <w:rFonts w:hint="eastAsia" w:ascii="Times New Roman" w:hAnsi="Times New Roman" w:eastAsia="Times New Roman" w:cs="Times New Roman"/>
+        </w:rPr>
+        <w:t>；</w:t>
+      </w:r>
+      <w:r>
+        <w:rPr>
+          <w:rFonts w:hint="eastAsia" w:ascii="Times New Roman" w:hAnsi="Times New Roman" w:eastAsia="FangSong" w:cs="Times New Roman"/>
+        </w:rPr>
+        <w:t>零级与二级是同一套路换积分表</w:t>
+      </w:r>
+      <w:r>
+        <w:rPr>
+          <w:rFonts w:hint="eastAsia" w:ascii="Times New Roman" w:hAnsi="Times New Roman" w:eastAsia="Times New Roman" w:cs="Times New Roman"/>
+        </w:rPr>
+        <w:t>。</w:t>
+      </w:r>
+    </w:p>
+    <w:p>
+      <w:pPr>
+        <w:pStyle w:val="Compact"/>
+        <w:numPr>
+          <w:ilvl w:val="0"/>
+          <w:numId w:val="1005"/>
+        </w:numPr>
+      </w:pPr>
+      <w:r>
+        <w:rPr>
+          <w:rFonts w:hint="eastAsia" w:ascii="Times New Roman" w:hAnsi="Times New Roman" w:eastAsia="FangSong" w:cs="Times New Roman"/>
+          <w:b/>
+          <w:bCs/>
+        </w:rPr>
+        <w:t xml:space="preserve">半衰期是积分式的直接推论</w:t>
+      </w:r>
+      <w:r>
+        <w:rPr>
+          <w:rFonts w:hint="eastAsia" w:ascii="Times New Roman" w:hAnsi="Times New Roman" w:eastAsia="Times New Roman" w:cs="Times New Roman"/>
+        </w:rPr>
+        <w:t>：</w:t>
+      </w:r>
+      <w:r>
+        <w:rPr>
+          <w:rFonts w:hint="eastAsia" w:ascii="Times New Roman" w:hAnsi="Times New Roman" w:eastAsia="FangSong" w:cs="Times New Roman"/>
+        </w:rPr>
+        <w:t>一级</w:t>
+      </w:r>
+      <w:r>
+        <w:rPr>
+          <w:rFonts w:ascii="Times New Roman" w:hAnsi="Times New Roman" w:eastAsia="Times New Roman" w:cs="Times New Roman"/>
+        </w:rPr>
+        <w:t xml:space="preserve"> </w:t>
+      </w:r>
+      <w:r>
+        <w:rPr>
+          <w:rStyle w:val="VerbatimChar"/>
+          <w:rFonts w:ascii="Times New Roman" w:hAnsi="Times New Roman" w:eastAsia="Times New Roman" w:cs="Times New Roman"/>
+        </w:rPr>
+        <w:t>t</w:t>
+      </w:r>
+      <w:r>
+        <w:rPr>
+          <w:rStyle w:val="VerbatimChar"/>
+          <w:rFonts w:ascii="Times New Roman" w:hAnsi="Times New Roman" w:eastAsia="Times New Roman" w:cs="Times New Roman"/>
+          <w:vertAlign w:val="subscript"/>
+        </w:rPr>
+        <w:t>1</w:t>
+      </w:r>
+      <w:r>
+        <w:rPr>
+          <w:rStyle w:val="VerbatimChar"/>
+          <w:rFonts w:ascii="Times New Roman" w:hAnsi="Times New Roman" w:eastAsia="Times New Roman" w:cs="Times New Roman"/>
+        </w:rPr>
+        <w:t>/</w:t>
+      </w:r>
+      <w:r>
+        <w:rPr>
+          <w:rStyle w:val="VerbatimChar"/>
+          <w:rFonts w:ascii="Times New Roman" w:hAnsi="Times New Roman" w:eastAsia="Times New Roman" w:cs="Times New Roman"/>
+          <w:vertAlign w:val="subscript"/>
+        </w:rPr>
+        <w:t>2</w:t>
+      </w:r>
+      <w:r>
+        <w:rPr>
+          <w:rStyle w:val="VerbatimChar"/>
+          <w:rFonts w:ascii="Times New Roman" w:hAnsi="Times New Roman" w:eastAsia="Times New Roman" w:cs="Times New Roman"/>
+        </w:rPr>
+        <w:t xml:space="preserve"> = ln2/k</w:t>
+      </w:r>
+      <w:r>
+        <w:rPr>
+          <w:rFonts w:ascii="Times New Roman" w:hAnsi="Times New Roman" w:eastAsia="Times New Roman" w:cs="Times New Roman"/>
+        </w:rPr>
+        <w:t xml:space="preserve"> </w:t>
+      </w:r>
+      <w:r>
+        <w:rPr>
+          <w:rFonts w:hint="eastAsia" w:ascii="Times New Roman" w:hAnsi="Times New Roman" w:eastAsia="FangSong" w:cs="Times New Roman"/>
+        </w:rPr>
+        <w:t>与浓度无关</w:t>
+      </w:r>
+      <w:r>
+        <w:rPr>
+          <w:rFonts w:hint="eastAsia" w:ascii="Times New Roman" w:hAnsi="Times New Roman" w:eastAsia="Times New Roman" w:cs="Times New Roman"/>
+        </w:rPr>
+        <w:t>（</w:t>
+      </w:r>
+      <w:r>
+        <w:rPr>
+          <w:rFonts w:hint="eastAsia" w:ascii="Times New Roman" w:hAnsi="Times New Roman" w:eastAsia="FangSong" w:cs="Times New Roman"/>
+        </w:rPr>
+        <w:t>放射性定年的原理</w:t>
+      </w:r>
+      <w:r>
+        <w:rPr>
+          <w:rFonts w:hint="eastAsia" w:ascii="Times New Roman" w:hAnsi="Times New Roman" w:eastAsia="Times New Roman" w:cs="Times New Roman"/>
+        </w:rPr>
+        <w:t>）；</w:t>
+      </w:r>
+      <w:r>
+        <w:rPr>
+          <w:rFonts w:hint="eastAsia" w:ascii="Times New Roman" w:hAnsi="Times New Roman" w:eastAsia="FangSong" w:cs="Times New Roman"/>
+        </w:rPr>
+        <w:t>二级与浓度有关</w:t>
+      </w:r>
+      <w:r>
+        <w:rPr>
+          <w:rFonts w:hint="eastAsia" w:ascii="Times New Roman" w:hAnsi="Times New Roman" w:eastAsia="Times New Roman" w:cs="Times New Roman"/>
+        </w:rPr>
+        <w:t>——</w:t>
+      </w:r>
+      <w:r>
+        <w:rPr>
+          <w:rFonts w:hint="eastAsia" w:ascii="Times New Roman" w:hAnsi="Times New Roman" w:eastAsia="FangSong" w:cs="Times New Roman"/>
+        </w:rPr>
+        <w:t>判级数的又一证据</w:t>
+      </w:r>
+      <w:r>
+        <w:rPr>
+          <w:rFonts w:hint="eastAsia" w:ascii="Times New Roman" w:hAnsi="Times New Roman" w:eastAsia="Times New Roman" w:cs="Times New Roman"/>
+        </w:rPr>
+        <w:t>。</w:t>
+      </w:r>
+    </w:p>
+    <w:p>
+      <w:pPr>
+        <w:pStyle w:val="Compact"/>
+        <w:numPr>
+          <w:ilvl w:val="0"/>
+          <w:numId w:val="1005"/>
+        </w:numPr>
+      </w:pPr>
+      <w:r>
+        <w:rPr>
+          <w:rFonts w:hint="eastAsia" w:ascii="Times New Roman" w:hAnsi="Times New Roman" w:eastAsia="FangSong" w:cs="Times New Roman"/>
+        </w:rPr>
+        <w:t>化学落点</w:t>
+      </w:r>
+      <w:r>
+        <w:rPr>
+          <w:rFonts w:hint="eastAsia" w:ascii="Times New Roman" w:hAnsi="Times New Roman" w:eastAsia="Times New Roman" w:cs="Times New Roman"/>
+        </w:rPr>
+        <w:t>：</w:t>
+      </w:r>
+      <w:r>
+        <w:rPr>
+          <w:rFonts w:hint="eastAsia" w:ascii="Times New Roman" w:hAnsi="Times New Roman" w:eastAsia="FangSong" w:cs="Times New Roman"/>
+        </w:rPr>
+        <w:t>动力学三族积分方程</w:t>
+      </w:r>
+      <w:r>
+        <w:rPr>
+          <w:rFonts w:hint="eastAsia" w:ascii="Times New Roman" w:hAnsi="Times New Roman" w:eastAsia="Times New Roman" w:cs="Times New Roman"/>
+        </w:rPr>
+        <w:t>、Clausius-Clapeyron、</w:t>
+      </w:r>
+      <w:r>
+        <w:rPr>
+          <w:rFonts w:hint="eastAsia" w:ascii="Times New Roman" w:hAnsi="Times New Roman" w:eastAsia="FangSong" w:cs="Times New Roman"/>
+        </w:rPr>
+        <w:t>电化学计算</w:t>
+      </w:r>
+      <w:r>
+        <w:rPr>
+          <w:rFonts w:hint="eastAsia" w:ascii="Times New Roman" w:hAnsi="Times New Roman" w:eastAsia="Times New Roman" w:cs="Times New Roman"/>
+        </w:rPr>
+        <w:t>，</w:t>
+      </w:r>
+      <w:r>
+        <w:rPr>
+          <w:rFonts w:hint="eastAsia" w:ascii="Times New Roman" w:hAnsi="Times New Roman" w:eastAsia="FangSong" w:cs="Times New Roman"/>
+        </w:rPr>
+        <w:t>凡</w:t>
+      </w:r>
+      <w:r>
+        <w:rPr>
+          <w:rFonts w:hint="eastAsia" w:ascii="Times New Roman" w:hAnsi="Times New Roman" w:eastAsia="Times New Roman" w:cs="Times New Roman"/>
+        </w:rPr>
+        <w:t>「</w:t>
+      </w:r>
+      <w:r>
+        <w:rPr>
+          <w:rFonts w:hint="eastAsia" w:ascii="Times New Roman" w:hAnsi="Times New Roman" w:eastAsia="FangSong" w:cs="Times New Roman"/>
+        </w:rPr>
+        <w:t>已知变化率求累积</w:t>
+      </w:r>
+      <w:r>
+        <w:rPr>
+          <w:rFonts w:hint="eastAsia" w:ascii="Times New Roman" w:hAnsi="Times New Roman" w:eastAsia="Times New Roman" w:cs="Times New Roman"/>
+        </w:rPr>
+        <w:t>」</w:t>
+      </w:r>
+      <w:r>
+        <w:rPr>
+          <w:rFonts w:hint="eastAsia" w:ascii="Times New Roman" w:hAnsi="Times New Roman" w:eastAsia="FangSong" w:cs="Times New Roman"/>
+        </w:rPr>
+        <w:t>处都是本讲框架</w:t>
+      </w:r>
+      <w:r>
+        <w:rPr>
+          <w:rFonts w:hint="eastAsia" w:ascii="Times New Roman" w:hAnsi="Times New Roman" w:eastAsia="Times New Roman" w:cs="Times New Roman"/>
+        </w:rPr>
+        <w:t>。</w:t>
+      </w:r>
+    </w:p>
+    <w:p>
+      <w:pPr>
+        <w:pStyle w:val="FirstParagraph"/>
+      </w:pPr>
+      <w:r>
+        <w:rPr>
+          <w:rFonts w:hint="eastAsia" w:ascii="Times New Roman" w:hAnsi="Times New Roman" w:eastAsia="FangSong" w:cs="Times New Roman"/>
+        </w:rPr>
+        <w:t>下一讲</w:t>
+      </w:r>
+      <w:r>
+        <w:rPr>
+          <w:rFonts w:hint="eastAsia" w:ascii="Times New Roman" w:hAnsi="Times New Roman" w:eastAsia="Times New Roman" w:cs="Times New Roman"/>
+        </w:rPr>
+        <w:t>：</w:t>
+      </w:r>
+      <w:r>
+        <w:rPr>
+          <w:rFonts w:hint="eastAsia" w:ascii="Times New Roman" w:hAnsi="Times New Roman" w:eastAsia="FangSong" w:cs="Times New Roman"/>
+        </w:rPr>
+        <w:t>当一个化学量同时依赖多个变量</w:t>
+      </w:r>
+      <w:r>
+        <w:rPr>
+          <w:rFonts w:hint="eastAsia" w:ascii="Times New Roman" w:hAnsi="Times New Roman" w:eastAsia="Times New Roman" w:cs="Times New Roman"/>
+        </w:rPr>
+        <w:t>——</w:t>
+      </w:r>
+      <w:r>
+        <w:rPr>
+          <w:rFonts w:hint="eastAsia" w:ascii="Times New Roman" w:hAnsi="Times New Roman" w:eastAsia="FangSong" w:cs="Times New Roman"/>
+        </w:rPr>
+        <w:t>偏导与全微分</w:t>
+      </w:r>
+      <w:r>
+        <w:rPr>
+          <w:rFonts w:hint="eastAsia" w:ascii="Times New Roman" w:hAnsi="Times New Roman" w:eastAsia="Times New Roman" w:cs="Times New Roman"/>
+        </w:rPr>
+        <w:t>。</w:t>
+      </w:r>
+    </w:p>
+    <w:bookmarkEnd w:id="36"/>
+    <w:bookmarkStart w:id="37" w:name="八本讲速查"/>
     <w:p>
       <w:pPr>
         <w:pStyle w:val="Heading2"/>
@@ -19143,7 +19678,7 @@
         <w:rPr>
           <w:rFonts w:hint="eastAsia" w:ascii="Times New Roman" w:hAnsi="Times New Roman" w:eastAsia="SimHei" w:cs="Times New Roman"/>
         </w:rPr>
-        <w:t>核心公式速查</w:t>
+        <w:t>本讲速查</w:t>
       </w:r>
     </w:p>
     <w:tbl>
@@ -20802,8 +21337,8 @@
         </w:pict>
       </w:r>
     </w:p>
-    <w:bookmarkEnd w:id="36"/>
-    <w:bookmarkStart w:id="40" w:name="九练习题"/>
+    <w:bookmarkEnd w:id="37"/>
+    <w:bookmarkStart w:id="41" w:name="九练习题"/>
     <w:p>
       <w:pPr>
         <w:pStyle w:val="Heading2"/>
@@ -20828,7 +21363,7 @@
         <w:t>练习题</w:t>
       </w:r>
     </w:p>
-    <w:bookmarkStart w:id="37" w:name="基础巩固6-题"/>
+    <w:bookmarkStart w:id="38" w:name="基础巩固6-题"/>
     <w:p>
       <w:pPr>
         <w:pStyle w:val="Heading3"/>
@@ -22059,8 +22594,8 @@
         <w:t>。</w:t>
       </w:r>
     </w:p>
-    <w:bookmarkEnd w:id="37"/>
-    <w:bookmarkStart w:id="38" w:name="竞赛入门6-题"/>
+    <w:bookmarkEnd w:id="38"/>
+    <w:bookmarkStart w:id="39" w:name="竞赛入门6-题"/>
     <w:p>
       <w:pPr>
         <w:pStyle w:val="Heading3"/>
@@ -23214,8 +23749,8 @@
         <w:t>。</w:t>
       </w:r>
     </w:p>
-    <w:bookmarkEnd w:id="38"/>
-    <w:bookmarkStart w:id="39" w:name="真题挑战6-题竞赛风格改编"/>
+    <w:bookmarkEnd w:id="39"/>
+    <w:bookmarkStart w:id="40" w:name="真题挑战6-题竞赛风格改编"/>
     <w:p>
       <w:pPr>
         <w:pStyle w:val="Heading3"/>
@@ -25798,9 +26333,9 @@
         </w:pict>
       </w:r>
     </w:p>
-    <w:bookmarkEnd w:id="39"/>
     <w:bookmarkEnd w:id="40"/>
-    <w:bookmarkStart w:id="43" w:name="十参考答案"/>
+    <w:bookmarkEnd w:id="41"/>
+    <w:bookmarkStart w:id="44" w:name="十参考答案"/>
     <w:p>
       <w:pPr>
         <w:pStyle w:val="Heading2"/>
@@ -25825,7 +26360,7 @@
         <w:t>参考答案</w:t>
       </w:r>
     </w:p>
-    <w:bookmarkStart w:id="41" w:name="练一练"/>
+    <w:bookmarkStart w:id="42" w:name="练一练"/>
     <w:p>
       <w:pPr>
         <w:pStyle w:val="Heading3"/>
@@ -27625,8 +28160,8 @@
         <w:t>。</w:t>
       </w:r>
     </w:p>
-    <w:bookmarkEnd w:id="41"/>
-    <w:bookmarkStart w:id="42" w:name="练习题"/>
+    <w:bookmarkEnd w:id="42"/>
+    <w:bookmarkStart w:id="43" w:name="练习题"/>
     <w:p>
       <w:pPr>
         <w:pStyle w:val="Heading3"/>
@@ -36806,9 +37341,9 @@
         <w:t>。</w:t>
       </w:r>
     </w:p>
-    <w:bookmarkEnd w:id="42"/>
     <w:bookmarkEnd w:id="43"/>
     <w:bookmarkEnd w:id="44"/>
+    <w:bookmarkEnd w:id="45"/>
     <w:sectPr>
       <w:footerReference w:type="default" r:id="rId9"/>
       <w:footnotePr>
@@ -37213,6 +37748,9 @@
     <w:lvlOverride w:ilvl="8">
       <w:startOverride w:val="1"/>
     </w:lvlOverride>
+  </w:num>
+  <w:num w:numId="1005">
+    <w:abstractNumId w:val="991"/>
   </w:num>
 </w:numbering>
 </file>

--- a/06-学生侧材料/讲义/_数学工具/第4讲：面积与积分（Word清稿）.docx
+++ b/06-学生侧材料/讲义/_数学工具/第4讲：面积与积分（Word清稿）.docx
@@ -1600,31 +1600,7 @@
         <w:rPr>
           <w:rFonts w:hint="eastAsia" w:ascii="Times New Roman" w:hAnsi="Times New Roman" w:eastAsia="FangSong" w:cs="Times New Roman"/>
         </w:rPr>
-        <w:t>因为导数会</w:t>
-      </w:r>
-      <w:r>
-        <w:rPr>
-          <w:rFonts w:hint="eastAsia" w:ascii="Times New Roman" w:hAnsi="Times New Roman" w:eastAsia="Times New Roman" w:cs="Times New Roman"/>
-        </w:rPr>
-        <w:t>「</w:t>
-      </w:r>
-      <w:r>
-        <w:rPr>
-          <w:rFonts w:hint="eastAsia" w:ascii="Times New Roman" w:hAnsi="Times New Roman" w:eastAsia="FangSong" w:cs="Times New Roman"/>
-        </w:rPr>
-        <w:t>吃掉</w:t>
-      </w:r>
-      <w:r>
-        <w:rPr>
-          <w:rFonts w:hint="eastAsia" w:ascii="Times New Roman" w:hAnsi="Times New Roman" w:eastAsia="Times New Roman" w:cs="Times New Roman"/>
-        </w:rPr>
-        <w:t>」</w:t>
-      </w:r>
-      <w:r>
-        <w:rPr>
-          <w:rFonts w:hint="eastAsia" w:ascii="Times New Roman" w:hAnsi="Times New Roman" w:eastAsia="FangSong" w:cs="Times New Roman"/>
-        </w:rPr>
-        <w:t>常数项</w:t>
+        <w:t>因为求导会消去常数项</w:t>
       </w:r>
       <w:r>
         <w:rPr>
@@ -1999,7 +1975,7 @@
         <w:rPr>
           <w:rFonts w:hint="eastAsia" w:ascii="Times New Roman" w:hAnsi="Times New Roman" w:eastAsia="FangSong" w:cs="Times New Roman"/>
         </w:rPr>
-        <w:t>不是累赘</w:t>
+        <w:t>不是多余的记号</w:t>
       </w:r>
       <w:r>
         <w:rPr>
@@ -2011,7 +1987,7 @@
         <w:rPr>
           <w:rFonts w:hint="eastAsia" w:ascii="Times New Roman" w:hAnsi="Times New Roman" w:eastAsia="FangSong" w:cs="Times New Roman"/>
         </w:rPr>
-        <w:t>是初始条件</w:t>
+        <w:t>它承载初始条件</w:t>
       </w:r>
       <w:r>
         <w:rPr>
@@ -2262,7 +2238,7 @@
         <w:rPr>
           <w:rFonts w:hint="eastAsia" w:ascii="Times New Roman" w:hAnsi="Times New Roman" w:eastAsia="FangSong" w:cs="Times New Roman"/>
         </w:rPr>
-        <w:t>这是检验自己算没算错的最好办法</w:t>
+        <w:t>这是检验计算是否正确的最好办法</w:t>
       </w:r>
       <w:r>
         <w:rPr>
@@ -4131,19 +4107,7 @@
         <w:rPr>
           <w:rFonts w:hint="eastAsia" w:ascii="Times New Roman" w:hAnsi="Times New Roman" w:eastAsia="FangSong" w:cs="Times New Roman"/>
         </w:rPr>
-        <w:t>省事</w:t>
-      </w:r>
-      <w:r>
-        <w:rPr>
-          <w:rFonts w:hint="eastAsia" w:ascii="Times New Roman" w:hAnsi="Times New Roman" w:eastAsia="Times New Roman" w:cs="Times New Roman"/>
-        </w:rPr>
-        <w:t>，</w:t>
-      </w:r>
-      <w:r>
-        <w:rPr>
-          <w:rFonts w:hint="eastAsia" w:ascii="Times New Roman" w:hAnsi="Times New Roman" w:eastAsia="FangSong" w:cs="Times New Roman"/>
-        </w:rPr>
-        <w:t>但要明白为什么省得掉</w:t>
+        <w:t>但须明白其根据</w:t>
       </w:r>
       <w:r>
         <w:rPr>
@@ -4943,7 +4907,7 @@
       </w:r>
     </w:p>
     <w:bookmarkEnd w:id="15"/>
-    <w:bookmarkStart w:id="16" w:name="微积分基本定理一句话记住"/>
+    <w:bookmarkStart w:id="16" w:name="微积分基本定理要点"/>
     <w:p>
       <w:pPr>
         <w:pStyle w:val="Heading3"/>
@@ -4971,7 +4935,7 @@
         <w:rPr>
           <w:rFonts w:hint="eastAsia" w:ascii="Times New Roman" w:hAnsi="Times New Roman" w:eastAsia="SimHei" w:cs="Times New Roman"/>
         </w:rPr>
-        <w:t>一句话记住</w:t>
+        <w:t>要点</w:t>
       </w:r>
       <w:r>
         <w:rPr>
@@ -5109,7 +5073,7 @@
         <w:rPr>
           <w:rFonts w:hint="eastAsia" w:ascii="Times New Roman" w:hAnsi="Times New Roman" w:eastAsia="FangSong" w:cs="Times New Roman"/>
         </w:rPr>
-        <w:t>这句话有两层用</w:t>
+        <w:t>这一定理有两方面的应用</w:t>
       </w:r>
       <w:r>
         <w:rPr>
@@ -5537,7 +5501,7 @@
         <w:rPr>
           <w:rFonts w:hint="eastAsia" w:ascii="Times New Roman" w:hAnsi="Times New Roman" w:eastAsia="FangSong" w:cs="Times New Roman"/>
         </w:rPr>
-        <w:t>竞赛化学翻来覆去用的就是下面这些</w:t>
+        <w:t>竞赛化学中反复使用的就是下面这些</w:t>
       </w:r>
       <w:r>
         <w:rPr>
@@ -7009,7 +6973,7 @@
           <w:b/>
           <w:bCs/>
         </w:rPr>
-        <w:t xml:space="preserve">型的积分都走</w:t>
+        <w:t xml:space="preserve">型积分都化为</w:t>
       </w:r>
       <w:r>
         <w:rPr>
@@ -7033,7 +6997,7 @@
           <w:b/>
           <w:bCs/>
         </w:rPr>
-        <w:t>不走幂函数</w:t>
+        <w:t>不适用幂函数公式</w:t>
       </w:r>
       <w:r>
         <w:rPr>
@@ -7881,7 +7845,7 @@
         <w:rPr>
           <w:rFonts w:hint="eastAsia" w:ascii="Times New Roman" w:hAnsi="Times New Roman" w:eastAsia="FangSong" w:cs="Times New Roman"/>
         </w:rPr>
-        <w:t>别提前弄混</w:t>
+        <w:t>注意勿混淆</w:t>
       </w:r>
       <w:r>
         <w:rPr>
@@ -9265,31 +9229,7 @@
         <w:rPr>
           <w:rFonts w:hint="eastAsia" w:ascii="Times New Roman" w:hAnsi="Times New Roman" w:eastAsia="FangSong" w:cs="Times New Roman"/>
         </w:rPr>
-        <w:t>化学里所有人都这么写</w:t>
-      </w:r>
-      <w:r>
-        <w:rPr>
-          <w:rFonts w:hint="eastAsia" w:ascii="Times New Roman" w:hAnsi="Times New Roman" w:eastAsia="Times New Roman" w:cs="Times New Roman"/>
-        </w:rPr>
-        <w:t>，</w:t>
-      </w:r>
-      <w:r>
-        <w:rPr>
-          <w:rFonts w:hint="eastAsia" w:ascii="Times New Roman" w:hAnsi="Times New Roman" w:eastAsia="FangSong" w:cs="Times New Roman"/>
-        </w:rPr>
-        <w:t>你也这么写</w:t>
-      </w:r>
-      <w:r>
-        <w:rPr>
-          <w:rFonts w:hint="eastAsia" w:ascii="Times New Roman" w:hAnsi="Times New Roman" w:eastAsia="Times New Roman" w:cs="Times New Roman"/>
-        </w:rPr>
-        <w:t>，</w:t>
-      </w:r>
-      <w:r>
-        <w:rPr>
-          <w:rFonts w:hint="eastAsia" w:ascii="Times New Roman" w:hAnsi="Times New Roman" w:eastAsia="FangSong" w:cs="Times New Roman"/>
-        </w:rPr>
-        <w:t>不会错</w:t>
+        <w:t>化学文献普遍采用这一写法</w:t>
       </w:r>
       <w:r>
         <w:rPr>
@@ -10517,31 +10457,29 @@
           <w:b/>
           <w:bCs/>
         </w:rPr>
-        <w:t xml:space="preserve">这就对上了</w:t>
-      </w:r>
-      <w:r>
-        <w:rPr>
-          <w:rFonts w:hint="eastAsia" w:ascii="Times New Roman" w:hAnsi="Times New Roman" w:eastAsia="FangSong" w:cs="Times New Roman"/>
-        </w:rPr>
-        <w:t xml:space="preserve">第</w:t>
-      </w:r>
-      <w:r>
-        <w:rPr>
-          <w:rFonts w:ascii="Times New Roman" w:hAnsi="Times New Roman" w:eastAsia="Times New Roman" w:cs="Times New Roman"/>
+        <w:t xml:space="preserve">这与第</w:t>
+      </w:r>
+      <w:r>
+        <w:rPr>
+          <w:rFonts w:ascii="Times New Roman" w:hAnsi="Times New Roman" w:eastAsia="Times New Roman" w:cs="Times New Roman"/>
+          <w:b/>
+          <w:bCs/>
         </w:rPr>
         <w:t xml:space="preserve"> 1 </w:t>
       </w:r>
       <w:r>
         <w:rPr>
           <w:rFonts w:hint="eastAsia" w:ascii="Times New Roman" w:hAnsi="Times New Roman" w:eastAsia="FangSong" w:cs="Times New Roman"/>
-        </w:rPr>
-        <w:t>讲</w:t>
-      </w:r>
-      <w:r>
-        <w:rPr>
-          <w:rFonts w:hint="eastAsia" w:ascii="Times New Roman" w:hAnsi="Times New Roman" w:eastAsia="Times New Roman" w:cs="Times New Roman"/>
-        </w:rPr>
-        <w:t>「</w:t>
+          <w:b/>
+          <w:bCs/>
+        </w:rPr>
+        <w:t xml:space="preserve">讲</w:t>
+      </w:r>
+      <w:r>
+        <w:rPr>
+          <w:rFonts w:ascii="Times New Roman" w:hAnsi="Times New Roman" w:eastAsia="Times New Roman" w:cs="Times New Roman"/>
+        </w:rPr>
+        <w:t xml:space="preserve">「</w:t>
       </w:r>
       <w:r>
         <w:rPr>
@@ -10604,13 +10542,25 @@
         <w:rPr>
           <w:rFonts w:hint="eastAsia" w:ascii="Times New Roman" w:hAnsi="Times New Roman" w:eastAsia="Times New Roman" w:cs="Times New Roman"/>
         </w:rPr>
-        <w:t>」——</w:t>
-      </w:r>
-      <w:r>
-        <w:rPr>
-          <w:rFonts w:hint="eastAsia" w:ascii="Times New Roman" w:hAnsi="Times New Roman" w:eastAsia="FangSong" w:cs="Times New Roman"/>
-        </w:rPr>
-        <w:t>现在你知道那条直线是哪来的了</w:t>
+        <w:t>」</w:t>
+      </w:r>
+      <w:r>
+        <w:rPr>
+          <w:rFonts w:hint="eastAsia" w:ascii="Times New Roman" w:hAnsi="Times New Roman" w:eastAsia="FangSong" w:cs="Times New Roman"/>
+        </w:rPr>
+        <w:t>一致</w:t>
+      </w:r>
+      <w:r>
+        <w:rPr>
+          <w:rFonts w:hint="eastAsia" w:ascii="Times New Roman" w:hAnsi="Times New Roman" w:eastAsia="Times New Roman" w:cs="Times New Roman"/>
+        </w:rPr>
+        <w:t>——</w:t>
+      </w:r>
+      <w:r>
+        <w:rPr>
+          <w:rFonts w:hint="eastAsia" w:ascii="Times New Roman" w:hAnsi="Times New Roman" w:eastAsia="FangSong" w:cs="Times New Roman"/>
+        </w:rPr>
+        <w:t>该直线的来源由此得到说明</w:t>
       </w:r>
       <w:r>
         <w:rPr>
@@ -10620,7 +10570,7 @@
       </w:r>
     </w:p>
     <w:bookmarkEnd w:id="21"/>
-    <w:bookmarkStart w:id="22" w:name="定积分写法等价且更省事"/>
+    <w:bookmarkStart w:id="22" w:name="定积分写法等价且无需单独求-c"/>
     <w:p>
       <w:pPr>
         <w:pStyle w:val="Heading3"/>
@@ -10660,13 +10610,19 @@
         <w:rPr>
           <w:rFonts w:hint="eastAsia" w:ascii="Times New Roman" w:hAnsi="Times New Roman" w:eastAsia="SimHei" w:cs="Times New Roman"/>
         </w:rPr>
-        <w:t>且更省事</w:t>
-      </w:r>
-      <w:r>
-        <w:rPr>
-          <w:rFonts w:hint="eastAsia" w:ascii="Times New Roman" w:hAnsi="Times New Roman" w:eastAsia="Times New Roman" w:cs="Times New Roman"/>
-        </w:rPr>
-        <w:t>）</w:t>
+        <w:t>且无需单独求</w:t>
+      </w:r>
+      <w:r>
+        <w:rPr>
+          <w:rFonts w:ascii="Times New Roman" w:hAnsi="Times New Roman" w:eastAsia="Times New Roman" w:cs="Times New Roman"/>
+        </w:rPr>
+        <w:t xml:space="preserve"> </w:t>
+      </w:r>
+      <w:r>
+        <w:rPr>
+          <w:rFonts w:hint="eastAsia" w:ascii="Times New Roman" w:hAnsi="Times New Roman" w:eastAsia="Times New Roman" w:cs="Times New Roman"/>
+        </w:rPr>
+        <w:t xml:space="preserve">C）</w:t>
       </w:r>
     </w:p>
     <w:p>
@@ -11415,7 +11371,7 @@
         <w:rPr>
           <w:rFonts w:hint="eastAsia" w:ascii="Times New Roman" w:hAnsi="Times New Roman" w:eastAsia="FangSong" w:cs="Times New Roman"/>
         </w:rPr>
-        <w:t>解微分方程有个别人没有的好处</w:t>
+        <w:t>解微分方程有一个优点</w:t>
       </w:r>
       <w:r>
         <w:rPr>
@@ -11429,7 +11385,7 @@
           <w:b/>
           <w:bCs/>
         </w:rPr>
-        <w:t xml:space="preserve">可以百分百验证</w:t>
+        <w:t xml:space="preserve">结果可以代回原方程验证</w:t>
       </w:r>
       <w:r>
         <w:rPr>
@@ -11899,31 +11855,7 @@
         <w:rPr>
           <w:rFonts w:hint="eastAsia" w:ascii="Times New Roman" w:hAnsi="Times New Roman" w:eastAsia="FangSong" w:cs="Times New Roman"/>
         </w:rPr>
-        <w:t>三秒钟的求导能挡掉九成的符号错误</w:t>
-      </w:r>
-      <w:r>
-        <w:rPr>
-          <w:rFonts w:hint="eastAsia" w:ascii="Times New Roman" w:hAnsi="Times New Roman" w:eastAsia="Times New Roman" w:cs="Times New Roman"/>
-        </w:rPr>
-        <w:t>。</w:t>
-      </w:r>
-      <w:r>
-        <w:rPr>
-          <w:rFonts w:hint="eastAsia" w:ascii="Times New Roman" w:hAnsi="Times New Roman" w:eastAsia="FangSong" w:cs="Times New Roman"/>
-        </w:rPr>
-        <w:t>级别越高</w:t>
-      </w:r>
-      <w:r>
-        <w:rPr>
-          <w:rFonts w:hint="eastAsia" w:ascii="Times New Roman" w:hAnsi="Times New Roman" w:eastAsia="Times New Roman" w:cs="Times New Roman"/>
-        </w:rPr>
-        <w:t>、</w:t>
-      </w:r>
-      <w:r>
-        <w:rPr>
-          <w:rFonts w:hint="eastAsia" w:ascii="Times New Roman" w:hAnsi="Times New Roman" w:eastAsia="FangSong" w:cs="Times New Roman"/>
-        </w:rPr>
-        <w:t>式子越长</w:t>
+        <w:t>解后代回求导</w:t>
       </w:r>
       <w:r>
         <w:rPr>
@@ -11935,7 +11867,31 @@
         <w:rPr>
           <w:rFonts w:hint="eastAsia" w:ascii="Times New Roman" w:hAnsi="Times New Roman" w:eastAsia="FangSong" w:cs="Times New Roman"/>
         </w:rPr>
-        <w:t>越要验</w:t>
+        <w:t>可发现多数符号错误</w:t>
+      </w:r>
+      <w:r>
+        <w:rPr>
+          <w:rFonts w:hint="eastAsia" w:ascii="Times New Roman" w:hAnsi="Times New Roman" w:eastAsia="Times New Roman" w:cs="Times New Roman"/>
+        </w:rPr>
+        <w:t>；</w:t>
+      </w:r>
+      <w:r>
+        <w:rPr>
+          <w:rFonts w:hint="eastAsia" w:ascii="Times New Roman" w:hAnsi="Times New Roman" w:eastAsia="FangSong" w:cs="Times New Roman"/>
+        </w:rPr>
+        <w:t>式子越复杂</w:t>
+      </w:r>
+      <w:r>
+        <w:rPr>
+          <w:rFonts w:hint="eastAsia" w:ascii="Times New Roman" w:hAnsi="Times New Roman" w:eastAsia="Times New Roman" w:cs="Times New Roman"/>
+        </w:rPr>
+        <w:t>，</w:t>
+      </w:r>
+      <w:r>
+        <w:rPr>
+          <w:rFonts w:hint="eastAsia" w:ascii="Times New Roman" w:hAnsi="Times New Roman" w:eastAsia="FangSong" w:cs="Times New Roman"/>
+        </w:rPr>
+        <w:t>越应验证</w:t>
       </w:r>
       <w:r>
         <w:rPr>
@@ -11956,7 +11912,7 @@
     </w:p>
     <w:bookmarkEnd w:id="23"/>
     <w:bookmarkEnd w:id="24"/>
-    <w:bookmarkStart w:id="28" w:name="五零级与二级反应同一个套路"/>
+    <w:bookmarkStart w:id="28" w:name="五零级与二级反应同一方法"/>
     <w:p>
       <w:pPr>
         <w:pStyle w:val="Heading2"/>
@@ -11990,7 +11946,7 @@
         <w:rPr>
           <w:rFonts w:hint="eastAsia" w:ascii="Times New Roman" w:hAnsi="Times New Roman" w:eastAsia="SimHei" w:cs="Times New Roman"/>
         </w:rPr>
-        <w:t>同一个套路</w:t>
+        <w:t>同一方法</w:t>
       </w:r>
     </w:p>
     <w:bookmarkStart w:id="25" w:name="零级反应n-0"/>
@@ -13884,7 +13840,7 @@
         <w:rPr>
           <w:rFonts w:hint="eastAsia" w:ascii="Times New Roman" w:hAnsi="Times New Roman" w:eastAsia="FangSong" w:cs="Times New Roman"/>
         </w:rPr>
-        <w:t>现在斜率的正号也有了交代</w:t>
+        <w:t>斜率正号的来由也由此明确</w:t>
       </w:r>
       <w:r>
         <w:rPr>
@@ -15330,7 +15286,7 @@
         <w:rPr>
           <w:rFonts w:hint="eastAsia" w:ascii="Times New Roman" w:hAnsi="Times New Roman" w:eastAsia="FangSong" w:cs="Times New Roman"/>
         </w:rPr>
-        <w:t>就不会把三个式子记成三件孤立的事</w:t>
+        <w:t>就不会把三个式子视为三个孤立的结果</w:t>
       </w:r>
       <w:r>
         <w:rPr>
@@ -17325,31 +17281,7 @@
         <w:rPr>
           <w:rFonts w:hint="eastAsia" w:ascii="Times New Roman" w:hAnsi="Times New Roman" w:eastAsia="FangSong" w:cs="Times New Roman"/>
         </w:rPr>
-        <w:t>半衰期是</w:t>
-      </w:r>
-      <w:r>
-        <w:rPr>
-          <w:rFonts w:hint="eastAsia" w:ascii="Times New Roman" w:hAnsi="Times New Roman" w:eastAsia="Times New Roman" w:cs="Times New Roman"/>
-        </w:rPr>
-        <w:t>「</w:t>
-      </w:r>
-      <w:r>
-        <w:rPr>
-          <w:rFonts w:hint="eastAsia" w:ascii="Times New Roman" w:hAnsi="Times New Roman" w:eastAsia="FangSong" w:cs="Times New Roman"/>
-        </w:rPr>
-        <w:t>实验判级数</w:t>
-      </w:r>
-      <w:r>
-        <w:rPr>
-          <w:rFonts w:hint="eastAsia" w:ascii="Times New Roman" w:hAnsi="Times New Roman" w:eastAsia="Times New Roman" w:cs="Times New Roman"/>
-        </w:rPr>
-        <w:t>」</w:t>
-      </w:r>
-      <w:r>
-        <w:rPr>
-          <w:rFonts w:hint="eastAsia" w:ascii="Times New Roman" w:hAnsi="Times New Roman" w:eastAsia="FangSong" w:cs="Times New Roman"/>
-        </w:rPr>
-        <w:t>最快的路</w:t>
+        <w:t xml:space="preserve">半衰期是实验判定反应级数的便捷判据</w:t>
       </w:r>
       <w:r>
         <w:rPr>
@@ -18653,7 +18585,7 @@
           <w:b/>
           <w:bCs/>
         </w:rPr>
-        <w:t xml:space="preserve">讲讲</w:t>
+        <w:t xml:space="preserve">讲介绍</w:t>
       </w:r>
       <w:r>
         <w:rPr>
@@ -18665,7 +18597,7 @@
         <w:rPr>
           <w:rFonts w:hint="eastAsia" w:ascii="Times New Roman" w:hAnsi="Times New Roman" w:eastAsia="FangSong" w:cs="Times New Roman"/>
         </w:rPr>
-        <w:t>这里先见个面</w:t>
+        <w:t>此处先行提及</w:t>
       </w:r>
       <w:r>
         <w:rPr>
@@ -19074,13 +19006,19 @@
         <w:rPr>
           <w:rFonts w:hint="eastAsia" w:ascii="Times New Roman" w:hAnsi="Times New Roman" w:eastAsia="FangSong" w:cs="Times New Roman"/>
         </w:rPr>
-        <w:t xml:space="preserve">长得像</w:t>
-      </w:r>
-      <w:r>
-        <w:rPr>
-          <w:rFonts w:ascii="Times New Roman" w:hAnsi="Times New Roman" w:eastAsia="Times New Roman" w:cs="Times New Roman"/>
-        </w:rPr>
-        <w:t xml:space="preserve"> S </w:t>
+        <w:t xml:space="preserve">符号取自</w:t>
+      </w:r>
+      <w:r>
+        <w:rPr>
+          <w:rFonts w:ascii="Times New Roman" w:hAnsi="Times New Roman" w:eastAsia="Times New Roman" w:cs="Times New Roman"/>
+        </w:rPr>
+        <w:t xml:space="preserve"> </w:t>
+      </w:r>
+      <w:r>
+        <w:rPr>
+          <w:rFonts w:hint="eastAsia" w:ascii="Times New Roman" w:hAnsi="Times New Roman" w:eastAsia="Times New Roman" w:cs="Times New Roman"/>
+        </w:rPr>
+        <w:t>S（summa）</w:t>
       </w:r>
       <w:r>
         <w:rPr>
@@ -19245,7 +19183,7 @@
         <w:rPr>
           <w:rFonts w:hint="eastAsia" w:ascii="Times New Roman" w:hAnsi="Times New Roman" w:eastAsia="FangSong" w:cs="Times New Roman"/>
         </w:rPr>
-        <w:t>条积分表覆盖化学全部需求</w:t>
+        <w:t>条积分表覆盖化学中的常用需求</w:t>
       </w:r>
       <w:r>
         <w:rPr>
@@ -19398,7 +19336,7 @@
         <w:rPr>
           <w:rFonts w:hint="eastAsia" w:ascii="Times New Roman" w:hAnsi="Times New Roman" w:eastAsia="FangSong" w:cs="Times New Roman"/>
         </w:rPr>
-        <w:t>零级与二级是同一套路换积分表</w:t>
+        <w:t>零级与二级是同一方法配合不同积分公式</w:t>
       </w:r>
       <w:r>
         <w:rPr>
@@ -19581,7 +19519,7 @@
         <w:rPr>
           <w:rFonts w:hint="eastAsia" w:ascii="Times New Roman" w:hAnsi="Times New Roman" w:eastAsia="FangSong" w:cs="Times New Roman"/>
         </w:rPr>
-        <w:t>凡</w:t>
+        <w:t>凡属</w:t>
       </w:r>
       <w:r>
         <w:rPr>
@@ -19593,7 +19531,7 @@
         <w:rPr>
           <w:rFonts w:hint="eastAsia" w:ascii="Times New Roman" w:hAnsi="Times New Roman" w:eastAsia="FangSong" w:cs="Times New Roman"/>
         </w:rPr>
-        <w:t>已知变化率求累积</w:t>
+        <w:t>已知变化率求累积量</w:t>
       </w:r>
       <w:r>
         <w:rPr>
@@ -19605,7 +19543,19 @@
         <w:rPr>
           <w:rFonts w:hint="eastAsia" w:ascii="Times New Roman" w:hAnsi="Times New Roman" w:eastAsia="FangSong" w:cs="Times New Roman"/>
         </w:rPr>
-        <w:t>处都是本讲框架</w:t>
+        <w:t>的问题</w:t>
+      </w:r>
+      <w:r>
+        <w:rPr>
+          <w:rFonts w:hint="eastAsia" w:ascii="Times New Roman" w:hAnsi="Times New Roman" w:eastAsia="Times New Roman" w:cs="Times New Roman"/>
+        </w:rPr>
+        <w:t>，</w:t>
+      </w:r>
+      <w:r>
+        <w:rPr>
+          <w:rFonts w:hint="eastAsia" w:ascii="Times New Roman" w:hAnsi="Times New Roman" w:eastAsia="FangSong" w:cs="Times New Roman"/>
+        </w:rPr>
+        <w:t>均可沿用本讲方法</w:t>
       </w:r>
       <w:r>
         <w:rPr>
@@ -28084,7 +28034,7 @@
         <w:rPr>
           <w:rFonts w:hint="eastAsia" w:ascii="Times New Roman" w:hAnsi="Times New Roman" w:eastAsia="FangSong" w:cs="Times New Roman"/>
         </w:rPr>
-        <w:t>靠取对数掰直</w:t>
+        <w:t>靠取对数化为直线</w:t>
       </w:r>
       <w:r>
         <w:rPr>
